--- a/docs/volumes/MRFS-Vol2-Evaluation-Metric-Catalog.docx
+++ b/docs/volumes/MRFS-Vol2-Evaluation-Metric-Catalog.docx
@@ -49,7 +49,7 @@
     </w:p>
     <w:p>
       <w:r>
-        <w:t>Exposure metrics measure how the ranking system distributes visibility across seller cohorts.</w:t>
+        <w:t>Exposure metrics measure how the ranking system distributes visibility across seller cohorts. This exposure-as-fairness-currency framing follows Singh &amp; Joachims (2018) [1] and the Attention-Weighted Rank Fairness approach formalized by Biega, Diaz, Ekstrand &amp; Kohlmeier (2023) [2]; MRFS uses simpler rank-position and share-based measures rather than their Jensen–Shannon-divergence formulation.</w:t>
       </w:r>
     </w:p>
     <w:tbl>
@@ -332,6 +332,11 @@
     </w:tbl>
     <w:p/>
     <w:p>
+      <w:r>
+        <w:t xml:space="preserve">E1 and E2 are each reported with a 95% confidence interval alongside the point estimate, computed via a nonparametric bootstrap that resamples whole ranking events (not individual top-K rows, which are correlated within an event and would understate uncertainty if resampled independently). A small-sample validation test found that point estimates alone, without an interval, produced a false Review Required verdict on a genuinely fair marketplace 8% of the time at a 10,000-event audit — see the Confidence Intervals validation addendum. Section 6 defines how the interval, not just the point estimate, determines status.</w:t>
+      </w:r>
+    </w:p>
+    <w:p>
       <w:pPr>
         <w:pStyle w:val="Heading2"/>
       </w:pPr>
@@ -596,7 +601,7 @@
               <w:t>DI = Outcome rate(disadvantaged) / Outcome rate(reference)</w:t>
               <w:br/>
               <w:br/>
-              <w:t>Adapted from the EEOC four-fifths rule. Applied to outcome metrics only; exposure disparity is measured directly by ExposureShare@K (E1).</w:t>
+              <w:t>Adapted from the EEOC four-fifths rule [3]. Applied to outcome metrics only; exposure disparity is measured directly by ExposureShare@K (E1).</w:t>
             </w:r>
           </w:p>
         </w:tc>
@@ -1753,6 +1758,16 @@
       </w:r>
     </w:p>
     <w:p>
+      <w:r>
+        <w:t>The 0.85/0.80 Pass/Monitor/Review bands applied to ExposureShare@K (E1) and the CTR/CVR Disparate Impact ratio (O3) are adapted from the U.S. Equal Employment Opportunity Commission's "four-fifths rule" [3], which was originally derived for employment-selection adverse-impact determinations, not ranking exposure. MRFS adopts these bands by analogy as a provisional starting point pending marketplace-specific empirical calibration — they are not validated cutoffs for ranking contexts. Treat them as a reasonable, citable starting position, not fixed constants; see References (Section 8) for full citations.</w:t>
+      </w:r>
+    </w:p>
+    <w:p>
+      <w:r>
+        <w:t xml:space="preserve">A fourth status, Insufficient Data, applies whenever a metric’s 95% confidence interval straddles a threshold line above (e.g. part of the interval falls above 0.85 and part below) -- meaning the audit does not have enough data at its current sample size to confidently distinguish between the two adjacent statuses. This is the correct, honest result at small sample sizes, and should not be forced into Pass, Monitor, or Review Required.</w:t>
+      </w:r>
+    </w:p>
+    <w:p>
       <w:pPr>
         <w:pStyle w:val="Heading2"/>
       </w:pPr>
@@ -1797,6 +1812,33 @@
       </w:r>
     </w:p>
     <w:p/>
+    <w:p>
+      <w:pPr>
+        <w:pStyle w:val="Heading2"/>
+      </w:pPr>
+      <w:r>
+        <w:rPr>
+          <w:rFonts w:ascii="Times New Roman" w:hAnsi="Times New Roman"/>
+          <w:color w:val="000000"/>
+        </w:rPr>
+        <w:t>8. References</w:t>
+      </w:r>
+    </w:p>
+    <w:p>
+      <w:r>
+        <w:t>[1] Singh, A., &amp; Joachims, T. (2018). Fairness of Exposure in Rankings. Proceedings of the 24th ACM SIGKDD International Conference on Knowledge Discovery &amp; Data Mining (KDD '18), 2219–2228. https://doi.org/10.1145/3219819.3220088</w:t>
+      </w:r>
+    </w:p>
+    <w:p>
+      <w:r>
+        <w:t>[2] Biega, A. J., Diaz, F., Ekstrand, M. D., &amp; Kohlmeier, S. (2023). Overview of the TREC 2021 Fair Ranking Track. arXiv:2302.10856. https://arxiv.org/abs/2302.10856</w:t>
+      </w:r>
+    </w:p>
+    <w:p>
+      <w:r>
+        <w:t>[3] Equal Employment Opportunity Commission, Civil Service Commission, Department of Labor, &amp; Department of Justice. (1978). Uniform Guidelines on Employee Selection Procedures, 29 C.F.R. § 1607 (1978), specifically § 1607.4(D). https://www.ecfr.gov/current/title-29/subtitle-B/chapter-XIV/part-1607</w:t>
+      </w:r>
+    </w:p>
     <w:sectPr>
       <w:pgSz w:w="12240" w:h="15840"/>
       <w:pgMar w:top="1440" w:right="1800" w:bottom="1440" w:left="1800" w:header="720" w:footer="720" w:gutter="0"/>

--- a/docs/volumes/MRFS-Vol2-Evaluation-Metric-Catalog.docx
+++ b/docs/volumes/MRFS-Vol2-Evaluation-Metric-Catalog.docx
@@ -859,6 +859,11 @@
       </w:tr>
     </w:tbl>
     <w:p/>
+    <w:p>
+      <w:r>
+        <w:t xml:space="preserve">S1 is similarly reported with a 95% confidence interval on the drift statistic itself, computed via the same event-level bootstrap, resampling the current week’s and each trailing baseline week’s events independently and averaging the baseline replicates. A follow-up validation test found that the point estimate alone, without an interval, produced a false Monitor-or-worse verdict on a genuinely stable marketplace 92.5% of the time at floor-scale weekly volume (~42 events/week) — see the S1 Confidence Intervals validation addendum. At that same floor-scale volume, the interval-based fix has a measured cost: detection of a large real regression drops from roughly 100% to 60–80%, and the standard’s sustained &gt; 2-week Review Required escalation path becomes effectively unreachable. This tradeoff is flagged for Volume 4 governance sign-off and is not resolved by this document. Section 6 defines how the interval, not just the point estimate, determines status for S1 as for every other metric in this section.</w:t>
+      </w:r>
+    </w:p>
     <w:p>
       <w:pPr>
         <w:pStyle w:val="Heading2"/>
